--- a/docs/vkr/Титульник.docx
+++ b/docs/vkr/Титульник.docx
@@ -428,7 +428,7 @@
           </mc:Choice>
           <mc:Fallback>
             <w:pict>
-              <v:shapetype w14:anchorId="5CF40E92" id="_x0000_t32" coordsize="21600,21600" o:spt="32" o:oned="t" path="m,l21600,21600e" filled="f">
+              <v:shapetype w14:anchorId="50CA2C6C" id="_x0000_t32" coordsize="21600,21600" o:spt="32" o:oned="t" path="m,l21600,21600e" filled="f">
                 <v:path arrowok="t" fillok="f" o:connecttype="none"/>
                 <o:lock v:ext="edit" shapetype="t"/>
               </v:shapetype>
@@ -575,9 +575,98 @@
           <w:bCs/>
           <w:sz w:val="24"/>
           <w:szCs w:val="24"/>
+          <w:u w:val="single"/>
           <w:lang w:val="ru-RU"/>
         </w:rPr>
         <w:t>Образовательный центр Института № 8</w:t>
+      </w:r>
+      <w:r>
+        <w:rPr>
+          <w:b/>
+          <w:bCs/>
+          <w:sz w:val="24"/>
+          <w:szCs w:val="24"/>
+          <w:u w:val="single"/>
+          <w:lang w:val="ru-RU"/>
+        </w:rPr>
+        <w:tab/>
+      </w:r>
+      <w:r>
+        <w:rPr>
+          <w:b/>
+          <w:bCs/>
+          <w:sz w:val="24"/>
+          <w:szCs w:val="24"/>
+          <w:u w:val="single"/>
+          <w:lang w:val="ru-RU"/>
+        </w:rPr>
+        <w:tab/>
+      </w:r>
+      <w:r>
+        <w:rPr>
+          <w:b/>
+          <w:bCs/>
+          <w:sz w:val="24"/>
+          <w:szCs w:val="24"/>
+          <w:u w:val="single"/>
+          <w:lang w:val="ru-RU"/>
+        </w:rPr>
+        <w:tab/>
+      </w:r>
+      <w:r>
+        <w:rPr>
+          <w:b/>
+          <w:bCs/>
+          <w:sz w:val="24"/>
+          <w:szCs w:val="24"/>
+          <w:u w:val="single"/>
+          <w:lang w:val="ru-RU"/>
+        </w:rPr>
+        <w:tab/>
+      </w:r>
+      <w:r>
+        <w:rPr>
+          <w:b/>
+          <w:bCs/>
+          <w:sz w:val="24"/>
+          <w:szCs w:val="24"/>
+          <w:u w:val="single"/>
+          <w:lang w:val="ru-RU"/>
+        </w:rPr>
+        <w:tab/>
+      </w:r>
+      <w:r>
+        <w:rPr>
+          <w:b/>
+          <w:bCs/>
+          <w:sz w:val="24"/>
+          <w:szCs w:val="24"/>
+          <w:u w:val="single"/>
+          <w:lang w:val="ru-RU"/>
+        </w:rPr>
+        <w:tab/>
+      </w:r>
+      <w:r>
+        <w:rPr>
+          <w:b/>
+          <w:bCs/>
+          <w:sz w:val="24"/>
+          <w:szCs w:val="24"/>
+          <w:u w:val="single"/>
+          <w:lang w:val="ru-RU"/>
+        </w:rPr>
+        <w:tab/>
+      </w:r>
+      <w:r>
+        <w:rPr>
+          <w:b/>
+          <w:bCs/>
+          <w:sz w:val="24"/>
+          <w:szCs w:val="24"/>
+          <w:u w:val="single"/>
+          <w:lang w:val="ru-RU"/>
+        </w:rPr>
+        <w:tab/>
       </w:r>
     </w:p>
     <w:p>
@@ -611,7 +700,7 @@
           <w:u w:val="single"/>
           <w:lang w:val="ru-RU"/>
         </w:rPr>
-        <w:tab/>
+        <w:t xml:space="preserve"> </w:t>
       </w:r>
       <w:r>
         <w:rPr>
@@ -631,7 +720,7 @@
           <w:u w:val="single"/>
           <w:lang w:val="ru-RU"/>
         </w:rPr>
-        <w:tab/>
+        <w:t xml:space="preserve"> </w:t>
       </w:r>
       <w:r>
         <w:rPr>
@@ -662,7 +751,57 @@
           <w:u w:val="single"/>
           <w:lang w:val="ru-RU"/>
         </w:rPr>
-        <w:t>01.03.02 Прикладная математика и информатика</w:t>
+        <w:t xml:space="preserve">01.03.02 </w:t>
+      </w:r>
+      <w:r>
+        <w:rPr>
+          <w:b/>
+          <w:sz w:val="24"/>
+          <w:szCs w:val="24"/>
+          <w:u w:val="single"/>
+          <w:lang w:val="ru-RU"/>
+        </w:rPr>
+        <w:t>«</w:t>
+      </w:r>
+      <w:r>
+        <w:rPr>
+          <w:b/>
+          <w:sz w:val="24"/>
+          <w:szCs w:val="24"/>
+          <w:u w:val="single"/>
+          <w:lang w:val="ru-RU"/>
+        </w:rPr>
+        <w:t>Прикладная математика и</w:t>
+      </w:r>
+      <w:r>
+        <w:rPr>
+          <w:b/>
+          <w:sz w:val="24"/>
+          <w:szCs w:val="24"/>
+          <w:u w:val="single"/>
+          <w:lang w:val="ru-RU"/>
+        </w:rPr>
+        <w:tab/>
+      </w:r>
+      <w:r>
+        <w:rPr>
+          <w:b/>
+          <w:sz w:val="24"/>
+          <w:szCs w:val="24"/>
+          <w:u w:val="single"/>
+          <w:lang w:val="ru-RU"/>
+        </w:rPr>
+        <w:t xml:space="preserve"> информатика</w:t>
+      </w:r>
+      <w:r>
+        <w:rPr>
+          <w:b/>
+          <w:sz w:val="24"/>
+          <w:szCs w:val="24"/>
+          <w:u w:val="single"/>
+          <w:lang w:val="ru-RU"/>
+        </w:rPr>
+        <w:t>»</w:t>
       </w:r>
       <w:r>
         <w:rPr>
@@ -840,7 +979,27 @@
           <w:u w:val="single"/>
           <w:lang w:val="ru-RU"/>
         </w:rPr>
+        <w:t>«</w:t>
+      </w:r>
+      <w:r>
+        <w:rPr>
+          <w:b/>
+          <w:sz w:val="24"/>
+          <w:szCs w:val="24"/>
+          <w:u w:val="single"/>
+          <w:lang w:val="ru-RU"/>
+        </w:rPr>
         <w:t>Информатика</w:t>
+      </w:r>
+      <w:r>
+        <w:rPr>
+          <w:b/>
+          <w:sz w:val="24"/>
+          <w:szCs w:val="24"/>
+          <w:u w:val="single"/>
+          <w:lang w:val="ru-RU"/>
+        </w:rPr>
+        <w:t>»</w:t>
       </w:r>
       <w:r>
         <w:rPr>
@@ -1187,16 +1346,44 @@
           <w:spacing w:val="-2"/>
           <w:sz w:val="24"/>
         </w:rPr>
-        <w:t xml:space="preserve">На тему: </w:t>
-      </w:r>
-      <w:r>
-        <w:rPr>
-          <w:rFonts w:ascii="Times New Roman" w:hAnsi="Times New Roman"/>
-          <w:spacing w:val="-2"/>
-          <w:sz w:val="24"/>
-          <w:u w:val="single"/>
-        </w:rPr>
-        <w:t>«Микросервисное веб-приложение для управления внутренними задачами, проектами</w:t>
+        <w:t xml:space="preserve">На </w:t>
+      </w:r>
+      <w:proofErr w:type="gramStart"/>
+      <w:r>
+        <w:rPr>
+          <w:rFonts w:ascii="Times New Roman" w:hAnsi="Times New Roman"/>
+          <w:spacing w:val="-2"/>
+          <w:sz w:val="24"/>
+        </w:rPr>
+        <w:t xml:space="preserve">тему: </w:t>
+      </w:r>
+      <w:r>
+        <w:rPr>
+          <w:rFonts w:ascii="Times New Roman" w:hAnsi="Times New Roman"/>
+          <w:spacing w:val="-2"/>
+          <w:sz w:val="24"/>
+          <w:u w:val="single"/>
+        </w:rPr>
+        <w:t xml:space="preserve">  </w:t>
+      </w:r>
+      <w:proofErr w:type="gramEnd"/>
+      <w:r>
+        <w:rPr>
+          <w:rFonts w:ascii="Times New Roman" w:hAnsi="Times New Roman"/>
+          <w:spacing w:val="-2"/>
+          <w:sz w:val="24"/>
+          <w:u w:val="single"/>
+        </w:rPr>
+        <w:t xml:space="preserve">   </w:t>
+      </w:r>
+      <w:r>
+        <w:rPr>
+          <w:rFonts w:ascii="Times New Roman" w:hAnsi="Times New Roman"/>
+          <w:spacing w:val="-2"/>
+          <w:sz w:val="24"/>
+          <w:u w:val="single"/>
+        </w:rPr>
+        <w:t>Микросервисное веб-приложение для управления внутренними задачами, проектами</w:t>
       </w:r>
       <w:r>
         <w:rPr>
@@ -1236,7 +1423,7 @@
           <w:sz w:val="24"/>
           <w:u w:val="single"/>
         </w:rPr>
-        <w:t>и коммуникацией команды»</w:t>
+        <w:t>и коммуникацией команды</w:t>
       </w:r>
       <w:r>
         <w:rPr>
@@ -2006,102 +2193,120 @@
           <w:spacing w:val="-2"/>
           <w:sz w:val="24"/>
         </w:rPr>
-        <w:t xml:space="preserve">Консультант </w:t>
-      </w:r>
-      <w:r>
-        <w:rPr>
-          <w:rFonts w:ascii="Times New Roman" w:hAnsi="Times New Roman"/>
-          <w:sz w:val="24"/>
-          <w:u w:val="single"/>
-        </w:rPr>
-        <w:tab/>
-      </w:r>
-      <w:r>
-        <w:rPr>
-          <w:rFonts w:ascii="Times New Roman" w:hAnsi="Times New Roman"/>
-          <w:sz w:val="24"/>
-          <w:u w:val="single"/>
-        </w:rPr>
-        <w:tab/>
-      </w:r>
-      <w:r>
-        <w:rPr>
-          <w:rFonts w:ascii="Times New Roman" w:hAnsi="Times New Roman"/>
-          <w:sz w:val="24"/>
-          <w:u w:val="single"/>
-        </w:rPr>
-        <w:tab/>
-      </w:r>
-      <w:r>
-        <w:rPr>
-          <w:rFonts w:ascii="Times New Roman" w:hAnsi="Times New Roman"/>
-          <w:sz w:val="24"/>
-          <w:u w:val="single"/>
-        </w:rPr>
-        <w:tab/>
-      </w:r>
-      <w:r>
-        <w:rPr>
-          <w:rFonts w:ascii="Times New Roman" w:hAnsi="Times New Roman"/>
-          <w:sz w:val="24"/>
-          <w:u w:val="single"/>
-        </w:rPr>
-        <w:tab/>
-      </w:r>
-      <w:r>
-        <w:rPr>
-          <w:rFonts w:ascii="Times New Roman" w:hAnsi="Times New Roman"/>
-          <w:sz w:val="24"/>
-          <w:u w:val="single"/>
-        </w:rPr>
-        <w:tab/>
-      </w:r>
-      <w:r>
-        <w:rPr>
-          <w:rFonts w:ascii="Times New Roman" w:hAnsi="Times New Roman"/>
-          <w:sz w:val="24"/>
-          <w:u w:val="single"/>
-        </w:rPr>
-        <w:tab/>
-      </w:r>
-      <w:r>
-        <w:rPr>
-          <w:rFonts w:ascii="Times New Roman" w:hAnsi="Times New Roman"/>
-          <w:sz w:val="24"/>
-          <w:u w:val="single"/>
-        </w:rPr>
-        <w:tab/>
-      </w:r>
-      <w:r>
-        <w:rPr>
-          <w:rFonts w:ascii="Times New Roman" w:hAnsi="Times New Roman"/>
-          <w:sz w:val="24"/>
-          <w:u w:val="single"/>
-        </w:rPr>
-        <w:tab/>
-      </w:r>
-      <w:r>
-        <w:rPr>
-          <w:rFonts w:ascii="Times New Roman" w:hAnsi="Times New Roman"/>
-          <w:sz w:val="24"/>
-          <w:u w:val="single"/>
-        </w:rPr>
-        <w:tab/>
-      </w:r>
-      <w:r>
-        <w:rPr>
-          <w:rFonts w:ascii="Times New Roman" w:hAnsi="Times New Roman"/>
-          <w:sz w:val="24"/>
-          <w:u w:val="single"/>
-        </w:rPr>
-        <w:tab/>
-      </w:r>
-      <w:r>
-        <w:rPr>
-          <w:rFonts w:ascii="Times New Roman" w:hAnsi="Times New Roman"/>
-          <w:sz w:val="24"/>
-        </w:rPr>
-        <w:t>(__________)</w:t>
+        <w:t xml:space="preserve">Рецензент </w:t>
+      </w:r>
+      <w:r>
+        <w:rPr>
+          <w:rFonts w:ascii="Times New Roman" w:hAnsi="Times New Roman"/>
+          <w:spacing w:val="-2"/>
+          <w:sz w:val="24"/>
+          <w:u w:val="single"/>
+        </w:rPr>
+        <w:tab/>
+      </w:r>
+      <w:r>
+        <w:rPr>
+          <w:rFonts w:ascii="Times New Roman" w:hAnsi="Times New Roman"/>
+          <w:spacing w:val="-2"/>
+          <w:sz w:val="24"/>
+          <w:u w:val="single"/>
+        </w:rPr>
+        <w:tab/>
+      </w:r>
+      <w:r>
+        <w:rPr>
+          <w:rFonts w:ascii="Times New Roman" w:hAnsi="Times New Roman"/>
+          <w:spacing w:val="-2"/>
+          <w:sz w:val="24"/>
+          <w:u w:val="single"/>
+        </w:rPr>
+        <w:tab/>
+      </w:r>
+      <w:r>
+        <w:rPr>
+          <w:rFonts w:ascii="Times New Roman" w:hAnsi="Times New Roman"/>
+          <w:spacing w:val="-2"/>
+          <w:sz w:val="24"/>
+          <w:u w:val="single"/>
+        </w:rPr>
+        <w:tab/>
+      </w:r>
+      <w:r>
+        <w:rPr>
+          <w:rFonts w:ascii="Times New Roman" w:hAnsi="Times New Roman"/>
+          <w:spacing w:val="-2"/>
+          <w:sz w:val="24"/>
+          <w:u w:val="single"/>
+        </w:rPr>
+        <w:tab/>
+      </w:r>
+      <w:r>
+        <w:rPr>
+          <w:rFonts w:ascii="Times New Roman" w:hAnsi="Times New Roman"/>
+          <w:spacing w:val="-2"/>
+          <w:sz w:val="24"/>
+          <w:u w:val="single"/>
+        </w:rPr>
+        <w:tab/>
+      </w:r>
+      <w:r>
+        <w:rPr>
+          <w:rFonts w:ascii="Times New Roman" w:hAnsi="Times New Roman"/>
+          <w:spacing w:val="-2"/>
+          <w:sz w:val="24"/>
+          <w:u w:val="single"/>
+        </w:rPr>
+        <w:tab/>
+      </w:r>
+      <w:r>
+        <w:rPr>
+          <w:rFonts w:ascii="Times New Roman" w:hAnsi="Times New Roman"/>
+          <w:spacing w:val="-2"/>
+          <w:sz w:val="24"/>
+          <w:u w:val="single"/>
+        </w:rPr>
+        <w:tab/>
+      </w:r>
+      <w:r>
+        <w:rPr>
+          <w:rFonts w:ascii="Times New Roman" w:hAnsi="Times New Roman"/>
+          <w:spacing w:val="-2"/>
+          <w:sz w:val="24"/>
+          <w:u w:val="single"/>
+        </w:rPr>
+        <w:tab/>
+      </w:r>
+      <w:r>
+        <w:rPr>
+          <w:rFonts w:ascii="Times New Roman" w:hAnsi="Times New Roman"/>
+          <w:spacing w:val="-2"/>
+          <w:sz w:val="24"/>
+          <w:u w:val="single"/>
+        </w:rPr>
+        <w:tab/>
+      </w:r>
+      <w:r>
+        <w:rPr>
+          <w:rFonts w:ascii="Times New Roman" w:hAnsi="Times New Roman"/>
+          <w:spacing w:val="-2"/>
+          <w:sz w:val="24"/>
+          <w:u w:val="single"/>
+        </w:rPr>
+        <w:tab/>
+      </w:r>
+      <w:r>
+        <w:rPr>
+          <w:rFonts w:ascii="Times New Roman" w:hAnsi="Times New Roman"/>
+          <w:sz w:val="24"/>
+        </w:rPr>
+        <w:t>(________</w:t>
+      </w:r>
+      <w:r>
+        <w:rPr>
+          <w:rFonts w:ascii="Times New Roman" w:hAnsi="Times New Roman"/>
+          <w:sz w:val="24"/>
+        </w:rPr>
+        <w:t>__)</w:t>
       </w:r>
     </w:p>
     <w:p>
@@ -2128,124 +2333,208 @@
       <w:pPr>
         <w:spacing w:after="0" w:line="240" w:lineRule="auto"/>
         <w:ind w:right="-143"/>
-        <w:rPr>
-          <w:rFonts w:ascii="Times New Roman" w:hAnsi="Times New Roman"/>
-          <w:sz w:val="24"/>
-        </w:rPr>
-      </w:pPr>
-      <w:r>
-        <w:rPr>
-          <w:rFonts w:ascii="Times New Roman" w:hAnsi="Times New Roman"/>
-          <w:spacing w:val="-2"/>
-          <w:sz w:val="24"/>
-        </w:rPr>
-        <w:t xml:space="preserve">Рецензент </w:t>
-      </w:r>
-      <w:r>
-        <w:rPr>
-          <w:rFonts w:ascii="Times New Roman" w:hAnsi="Times New Roman"/>
-          <w:spacing w:val="-2"/>
-          <w:sz w:val="24"/>
-          <w:u w:val="single"/>
-        </w:rPr>
-        <w:tab/>
-      </w:r>
-      <w:r>
-        <w:rPr>
-          <w:rFonts w:ascii="Times New Roman" w:hAnsi="Times New Roman"/>
-          <w:spacing w:val="-2"/>
-          <w:sz w:val="24"/>
-          <w:u w:val="single"/>
-        </w:rPr>
-        <w:tab/>
-      </w:r>
-      <w:r>
-        <w:rPr>
-          <w:rFonts w:ascii="Times New Roman" w:hAnsi="Times New Roman"/>
-          <w:spacing w:val="-2"/>
-          <w:sz w:val="24"/>
-          <w:u w:val="single"/>
-        </w:rPr>
-        <w:tab/>
-      </w:r>
-      <w:r>
-        <w:rPr>
-          <w:rFonts w:ascii="Times New Roman" w:hAnsi="Times New Roman"/>
-          <w:spacing w:val="-2"/>
-          <w:sz w:val="24"/>
-          <w:u w:val="single"/>
-        </w:rPr>
-        <w:tab/>
-      </w:r>
-      <w:r>
-        <w:rPr>
-          <w:rFonts w:ascii="Times New Roman" w:hAnsi="Times New Roman"/>
-          <w:spacing w:val="-2"/>
-          <w:sz w:val="24"/>
-          <w:u w:val="single"/>
-        </w:rPr>
-        <w:tab/>
-      </w:r>
-      <w:r>
-        <w:rPr>
-          <w:rFonts w:ascii="Times New Roman" w:hAnsi="Times New Roman"/>
-          <w:spacing w:val="-2"/>
-          <w:sz w:val="24"/>
-          <w:u w:val="single"/>
-        </w:rPr>
-        <w:tab/>
-      </w:r>
-      <w:r>
-        <w:rPr>
-          <w:rFonts w:ascii="Times New Roman" w:hAnsi="Times New Roman"/>
-          <w:spacing w:val="-2"/>
-          <w:sz w:val="24"/>
-          <w:u w:val="single"/>
-        </w:rPr>
-        <w:tab/>
-      </w:r>
-      <w:r>
-        <w:rPr>
-          <w:rFonts w:ascii="Times New Roman" w:hAnsi="Times New Roman"/>
-          <w:spacing w:val="-2"/>
-          <w:sz w:val="24"/>
-          <w:u w:val="single"/>
-        </w:rPr>
-        <w:tab/>
-      </w:r>
-      <w:r>
-        <w:rPr>
-          <w:rFonts w:ascii="Times New Roman" w:hAnsi="Times New Roman"/>
-          <w:spacing w:val="-2"/>
-          <w:sz w:val="24"/>
-          <w:u w:val="single"/>
-        </w:rPr>
-        <w:tab/>
-      </w:r>
-      <w:r>
-        <w:rPr>
-          <w:rFonts w:ascii="Times New Roman" w:hAnsi="Times New Roman"/>
-          <w:spacing w:val="-2"/>
-          <w:sz w:val="24"/>
-          <w:u w:val="single"/>
-        </w:rPr>
-        <w:tab/>
-      </w:r>
-      <w:r>
-        <w:rPr>
-          <w:rFonts w:ascii="Times New Roman" w:hAnsi="Times New Roman"/>
-          <w:spacing w:val="-2"/>
-          <w:sz w:val="24"/>
-          <w:u w:val="single"/>
-        </w:rPr>
-        <w:tab/>
-      </w:r>
-      <w:r>
-        <w:rPr>
-          <w:rFonts w:ascii="Times New Roman" w:hAnsi="Times New Roman"/>
-          <w:sz w:val="24"/>
-        </w:rPr>
-        <w:t>(________</w:t>
+        <w:jc w:val="both"/>
+        <w:rPr>
+          <w:rFonts w:ascii="Times New Roman" w:hAnsi="Times New Roman"/>
+          <w:b/>
+          <w:spacing w:val="-2"/>
+          <w:sz w:val="24"/>
+        </w:rPr>
+      </w:pPr>
+    </w:p>
+    <w:p>
+      <w:pPr>
+        <w:spacing w:after="0" w:line="240" w:lineRule="auto"/>
+        <w:ind w:right="-143"/>
+        <w:jc w:val="both"/>
+        <w:rPr>
+          <w:rFonts w:ascii="Times New Roman" w:hAnsi="Times New Roman"/>
+          <w:b/>
+          <w:spacing w:val="-2"/>
+          <w:sz w:val="24"/>
+        </w:rPr>
+      </w:pPr>
+    </w:p>
+    <w:p>
+      <w:pPr>
+        <w:spacing w:after="0" w:line="240" w:lineRule="auto"/>
+        <w:ind w:right="-143"/>
+        <w:jc w:val="both"/>
+        <w:rPr>
+          <w:rFonts w:ascii="Times New Roman" w:hAnsi="Times New Roman"/>
+          <w:b/>
+          <w:spacing w:val="-2"/>
+          <w:sz w:val="24"/>
+        </w:rPr>
+      </w:pPr>
+    </w:p>
+    <w:p>
+      <w:pPr>
+        <w:spacing w:after="0" w:line="240" w:lineRule="auto"/>
+        <w:ind w:right="-143"/>
+        <w:jc w:val="both"/>
+        <w:rPr>
+          <w:rFonts w:ascii="Times New Roman" w:hAnsi="Times New Roman"/>
+          <w:b/>
+          <w:spacing w:val="-2"/>
+          <w:sz w:val="24"/>
+        </w:rPr>
+      </w:pPr>
+    </w:p>
+    <w:p>
+      <w:pPr>
+        <w:spacing w:after="0" w:line="240" w:lineRule="auto"/>
+        <w:ind w:right="-143"/>
+        <w:jc w:val="both"/>
+        <w:rPr>
+          <w:rFonts w:ascii="Times New Roman" w:hAnsi="Times New Roman"/>
+          <w:b/>
+          <w:spacing w:val="-2"/>
+          <w:sz w:val="24"/>
+        </w:rPr>
+      </w:pPr>
+      <w:r>
+        <w:rPr>
+          <w:rFonts w:ascii="Times New Roman" w:hAnsi="Times New Roman"/>
+          <w:b/>
+          <w:spacing w:val="-2"/>
+          <w:sz w:val="24"/>
+        </w:rPr>
+        <w:t>К защите допустить</w:t>
+      </w:r>
+    </w:p>
+    <w:p>
+      <w:pPr>
+        <w:spacing w:after="0" w:line="240" w:lineRule="auto"/>
+        <w:ind w:right="-143"/>
+        <w:jc w:val="both"/>
+        <w:rPr>
+          <w:rFonts w:ascii="Times New Roman" w:hAnsi="Times New Roman"/>
+          <w:b/>
+          <w:spacing w:val="-2"/>
+          <w:sz w:val="24"/>
+        </w:rPr>
+      </w:pPr>
+    </w:p>
+    <w:p>
+      <w:pPr>
+        <w:spacing w:after="0" w:line="240" w:lineRule="auto"/>
+        <w:ind w:right="-143"/>
+        <w:rPr>
+          <w:rFonts w:ascii="Times New Roman" w:hAnsi="Times New Roman"/>
+          <w:spacing w:val="-2"/>
+          <w:sz w:val="24"/>
+        </w:rPr>
+      </w:pPr>
+      <w:r>
+        <w:rPr>
+          <w:rFonts w:ascii="Times New Roman" w:hAnsi="Times New Roman"/>
+          <w:spacing w:val="-2"/>
+          <w:sz w:val="24"/>
+        </w:rPr>
+        <w:t>И.о. Директора Образовательного</w:t>
+      </w:r>
+    </w:p>
+    <w:p>
+      <w:pPr>
+        <w:spacing w:after="0" w:line="240" w:lineRule="auto"/>
+        <w:ind w:right="-143"/>
+        <w:rPr>
+          <w:rFonts w:ascii="Times New Roman" w:hAnsi="Times New Roman"/>
+          <w:spacing w:val="-2"/>
+          <w:sz w:val="24"/>
+        </w:rPr>
+      </w:pPr>
+      <w:r>
+        <w:rPr>
+          <w:rFonts w:ascii="Times New Roman" w:hAnsi="Times New Roman"/>
+          <w:spacing w:val="-2"/>
+          <w:sz w:val="24"/>
+        </w:rPr>
+        <w:t>Центра Института №8</w:t>
+      </w:r>
+      <w:r>
+        <w:rPr>
+          <w:rFonts w:ascii="Times New Roman" w:hAnsi="Times New Roman"/>
+          <w:spacing w:val="-2"/>
+          <w:sz w:val="24"/>
+        </w:rPr>
+        <w:t xml:space="preserve"> </w:t>
+      </w:r>
+      <w:r>
+        <w:rPr>
+          <w:rFonts w:ascii="Times New Roman" w:hAnsi="Times New Roman"/>
+          <w:spacing w:val="-2"/>
+          <w:sz w:val="24"/>
+        </w:rPr>
+        <w:t xml:space="preserve">                         </w:t>
+      </w:r>
+      <w:r>
+        <w:rPr>
+          <w:rFonts w:ascii="Times New Roman" w:hAnsi="Times New Roman"/>
+          <w:spacing w:val="-2"/>
+          <w:sz w:val="24"/>
+        </w:rPr>
+        <w:t xml:space="preserve">  </w:t>
+      </w:r>
+      <w:r>
+        <w:rPr>
+          <w:rFonts w:ascii="Times New Roman" w:hAnsi="Times New Roman"/>
+          <w:spacing w:val="-2"/>
+          <w:sz w:val="24"/>
+        </w:rPr>
+        <w:t xml:space="preserve">                          </w:t>
+      </w:r>
+      <w:r>
+        <w:rPr>
+          <w:rFonts w:ascii="Times New Roman" w:hAnsi="Times New Roman"/>
+          <w:spacing w:val="-2"/>
+          <w:sz w:val="24"/>
+          <w:u w:val="single"/>
+        </w:rPr>
+        <w:t xml:space="preserve">        </w:t>
+      </w:r>
+      <w:r>
+        <w:rPr>
+          <w:rFonts w:ascii="Times New Roman" w:hAnsi="Times New Roman"/>
+          <w:spacing w:val="-2"/>
+          <w:sz w:val="24"/>
+          <w:u w:val="single"/>
+        </w:rPr>
+        <w:t>Крылов Сергей Сергеевич</w:t>
+      </w:r>
+      <w:r>
+        <w:rPr>
+          <w:rFonts w:ascii="Times New Roman" w:hAnsi="Times New Roman"/>
+          <w:sz w:val="24"/>
+          <w:u w:val="single"/>
+        </w:rPr>
+        <w:tab/>
+        <w:t xml:space="preserve">  </w:t>
+      </w:r>
+      <w:proofErr w:type="gramStart"/>
+      <w:r>
+        <w:rPr>
+          <w:rFonts w:ascii="Times New Roman" w:hAnsi="Times New Roman"/>
+          <w:sz w:val="24"/>
+          <w:u w:val="single"/>
+        </w:rPr>
+        <w:t xml:space="preserve">   </w:t>
+      </w:r>
+      <w:r>
+        <w:rPr>
+          <w:rFonts w:ascii="Times New Roman" w:hAnsi="Times New Roman"/>
+          <w:sz w:val="24"/>
+        </w:rPr>
+        <w:t>(</w:t>
+      </w:r>
+      <w:proofErr w:type="gramEnd"/>
+      <w:r>
+        <w:rPr>
+          <w:rFonts w:ascii="Times New Roman" w:hAnsi="Times New Roman"/>
+          <w:sz w:val="24"/>
+        </w:rPr>
+        <w:t>_______</w:t>
       </w:r>
       <w:r>
         <w:rPr>
@@ -2272,6 +2561,39 @@
           <w:sz w:val="16"/>
           <w:szCs w:val="16"/>
         </w:rPr>
+        <w:t xml:space="preserve">                                                                     </w:t>
+      </w:r>
+      <w:r>
+        <w:rPr>
+          <w:rFonts w:ascii="Times New Roman" w:hAnsi="Times New Roman"/>
+          <w:sz w:val="16"/>
+          <w:szCs w:val="16"/>
+        </w:rPr>
+        <w:tab/>
+      </w:r>
+      <w:r>
+        <w:rPr>
+          <w:rFonts w:ascii="Times New Roman" w:hAnsi="Times New Roman"/>
+          <w:sz w:val="16"/>
+          <w:szCs w:val="16"/>
+        </w:rPr>
+        <w:tab/>
+      </w:r>
+      <w:r>
+        <w:rPr>
+          <w:rFonts w:ascii="Times New Roman" w:hAnsi="Times New Roman"/>
+          <w:sz w:val="16"/>
+          <w:szCs w:val="16"/>
+        </w:rPr>
+        <w:tab/>
+        <w:t xml:space="preserve">  </w:t>
+      </w:r>
+      <w:r>
+        <w:rPr>
+          <w:rFonts w:ascii="Times New Roman" w:hAnsi="Times New Roman"/>
+          <w:sz w:val="16"/>
+          <w:szCs w:val="16"/>
+        </w:rPr>
         <w:t>(фамилия, имя, отчество полностью)</w:t>
       </w:r>
     </w:p>
@@ -2282,97 +2604,71 @@
         <w:jc w:val="both"/>
         <w:rPr>
           <w:rFonts w:ascii="Times New Roman" w:hAnsi="Times New Roman"/>
-          <w:b/>
-          <w:spacing w:val="-2"/>
-          <w:sz w:val="24"/>
-        </w:rPr>
-      </w:pPr>
-    </w:p>
-    <w:p>
-      <w:pPr>
-        <w:spacing w:after="0" w:line="240" w:lineRule="auto"/>
-        <w:ind w:right="-143"/>
-        <w:jc w:val="both"/>
-        <w:rPr>
-          <w:rFonts w:ascii="Times New Roman" w:hAnsi="Times New Roman"/>
-          <w:b/>
-          <w:spacing w:val="-2"/>
-          <w:sz w:val="24"/>
-        </w:rPr>
-      </w:pPr>
-    </w:p>
-    <w:p>
-      <w:pPr>
-        <w:spacing w:after="0" w:line="240" w:lineRule="auto"/>
-        <w:ind w:right="-143"/>
-        <w:jc w:val="both"/>
-        <w:rPr>
-          <w:rFonts w:ascii="Times New Roman" w:hAnsi="Times New Roman"/>
-          <w:b/>
-          <w:spacing w:val="-2"/>
-          <w:sz w:val="24"/>
-        </w:rPr>
-      </w:pPr>
-    </w:p>
-    <w:p>
-      <w:pPr>
-        <w:spacing w:after="0" w:line="240" w:lineRule="auto"/>
-        <w:ind w:right="-143"/>
-        <w:jc w:val="both"/>
-        <w:rPr>
-          <w:rFonts w:ascii="Times New Roman" w:hAnsi="Times New Roman"/>
-          <w:b/>
-          <w:spacing w:val="-2"/>
-          <w:sz w:val="24"/>
-        </w:rPr>
-      </w:pPr>
-      <w:r>
-        <w:rPr>
-          <w:rFonts w:ascii="Times New Roman" w:hAnsi="Times New Roman"/>
-          <w:b/>
-          <w:spacing w:val="-2"/>
-          <w:sz w:val="24"/>
-        </w:rPr>
-        <w:t>К защите допустить</w:t>
-      </w:r>
-    </w:p>
-    <w:p>
-      <w:pPr>
-        <w:spacing w:after="0" w:line="240" w:lineRule="auto"/>
-        <w:ind w:right="-143"/>
-        <w:jc w:val="both"/>
-        <w:rPr>
-          <w:rFonts w:ascii="Times New Roman" w:hAnsi="Times New Roman"/>
-          <w:b/>
-          <w:spacing w:val="-2"/>
-          <w:sz w:val="24"/>
-        </w:rPr>
-      </w:pPr>
-    </w:p>
-    <w:p>
-      <w:pPr>
-        <w:spacing w:after="0" w:line="240" w:lineRule="auto"/>
-        <w:ind w:right="-143"/>
-        <w:rPr>
-          <w:rFonts w:ascii="Times New Roman" w:hAnsi="Times New Roman"/>
-          <w:sz w:val="24"/>
-        </w:rPr>
-      </w:pPr>
-      <w:r>
-        <w:rPr>
-          <w:rFonts w:ascii="Times New Roman" w:hAnsi="Times New Roman"/>
-          <w:spacing w:val="-2"/>
-          <w:sz w:val="24"/>
-        </w:rPr>
-        <w:t xml:space="preserve">Директор Дирекции Института № 8   </w:t>
-      </w:r>
-      <w:r>
-        <w:rPr>
-          <w:rFonts w:ascii="Times New Roman" w:hAnsi="Times New Roman"/>
-          <w:spacing w:val="-2"/>
-          <w:sz w:val="24"/>
-        </w:rPr>
-        <w:t xml:space="preserve"> </w:t>
+          <w:spacing w:val="-2"/>
+          <w:sz w:val="24"/>
+        </w:rPr>
+      </w:pPr>
+      <w:r>
+        <w:rPr>
+          <w:rFonts w:ascii="Times New Roman" w:hAnsi="Times New Roman"/>
+          <w:spacing w:val="-2"/>
+          <w:sz w:val="24"/>
+          <w:u w:val="single"/>
+        </w:rPr>
+        <w:t xml:space="preserve">  1</w:t>
+      </w:r>
+      <w:r>
+        <w:rPr>
+          <w:rFonts w:ascii="Times New Roman" w:hAnsi="Times New Roman"/>
+          <w:spacing w:val="-2"/>
+          <w:sz w:val="24"/>
+          <w:u w:val="single"/>
+        </w:rPr>
+        <w:t>2</w:t>
+      </w:r>
+      <w:r>
+        <w:rPr>
+          <w:rFonts w:ascii="Times New Roman" w:hAnsi="Times New Roman"/>
+          <w:spacing w:val="-2"/>
+          <w:sz w:val="24"/>
+          <w:u w:val="single"/>
+        </w:rPr>
+        <w:t xml:space="preserve">  </w:t>
+      </w:r>
+      <w:r>
+        <w:rPr>
+          <w:rFonts w:ascii="Times New Roman" w:hAnsi="Times New Roman"/>
+          <w:spacing w:val="-2"/>
+          <w:sz w:val="24"/>
+        </w:rPr>
+        <w:t xml:space="preserve">   </w:t>
+      </w:r>
+      <w:r>
+        <w:rPr>
+          <w:rFonts w:ascii="Times New Roman" w:hAnsi="Times New Roman"/>
+          <w:spacing w:val="-2"/>
+          <w:sz w:val="24"/>
+          <w:u w:val="single"/>
+        </w:rPr>
+        <w:t xml:space="preserve">      </w:t>
+      </w:r>
+      <w:r>
+        <w:rPr>
+          <w:rFonts w:ascii="Times New Roman" w:hAnsi="Times New Roman"/>
+          <w:spacing w:val="-2"/>
+          <w:sz w:val="24"/>
+          <w:u w:val="single"/>
+        </w:rPr>
+        <w:t xml:space="preserve">  </w:t>
+      </w:r>
+      <w:r>
+        <w:rPr>
+          <w:rFonts w:ascii="Times New Roman" w:hAnsi="Times New Roman"/>
+          <w:spacing w:val="-2"/>
+          <w:sz w:val="24"/>
+          <w:u w:val="single"/>
+        </w:rPr>
+        <w:t>мая</w:t>
       </w:r>
       <w:r>
         <w:rPr>
@@ -2386,160 +2682,18 @@
       <w:r>
         <w:rPr>
           <w:rFonts w:ascii="Times New Roman" w:hAnsi="Times New Roman"/>
-          <w:sz w:val="24"/>
-          <w:u w:val="single"/>
-        </w:rPr>
-        <w:tab/>
-      </w:r>
-      <w:r>
-        <w:rPr>
-          <w:rFonts w:ascii="Times New Roman" w:hAnsi="Times New Roman"/>
-          <w:sz w:val="24"/>
-          <w:u w:val="single"/>
-        </w:rPr>
-        <w:tab/>
-      </w:r>
-      <w:r>
-        <w:rPr>
-          <w:rFonts w:ascii="Times New Roman" w:hAnsi="Times New Roman"/>
-          <w:sz w:val="24"/>
-          <w:u w:val="single"/>
-        </w:rPr>
-        <w:tab/>
-      </w:r>
-      <w:r>
-        <w:rPr>
-          <w:rFonts w:ascii="Times New Roman" w:hAnsi="Times New Roman"/>
-          <w:sz w:val="24"/>
-          <w:u w:val="single"/>
-        </w:rPr>
-        <w:tab/>
-      </w:r>
-      <w:r>
-        <w:rPr>
-          <w:rFonts w:ascii="Times New Roman" w:hAnsi="Times New Roman"/>
-          <w:sz w:val="24"/>
-          <w:u w:val="single"/>
+          <w:spacing w:val="-2"/>
+          <w:sz w:val="24"/>
+        </w:rPr>
+        <w:t>2026 г.</w:t>
+      </w:r>
+      <w:r>
+        <w:rPr>
+          <w:rFonts w:ascii="Times New Roman" w:hAnsi="Times New Roman"/>
+          <w:spacing w:val="-2"/>
+          <w:sz w:val="24"/>
         </w:rPr>
         <w:t xml:space="preserve">    </w:t>
-      </w:r>
-      <w:proofErr w:type="gramStart"/>
-      <w:r>
-        <w:rPr>
-          <w:rFonts w:ascii="Times New Roman" w:hAnsi="Times New Roman"/>
-          <w:sz w:val="24"/>
-          <w:u w:val="single"/>
-        </w:rPr>
-        <w:t xml:space="preserve">   </w:t>
-      </w:r>
-      <w:r>
-        <w:rPr>
-          <w:rFonts w:ascii="Times New Roman" w:hAnsi="Times New Roman"/>
-          <w:sz w:val="24"/>
-        </w:rPr>
-        <w:t>(</w:t>
-      </w:r>
-      <w:proofErr w:type="gramEnd"/>
-      <w:r>
-        <w:rPr>
-          <w:rFonts w:ascii="Times New Roman" w:hAnsi="Times New Roman"/>
-          <w:sz w:val="24"/>
-        </w:rPr>
-        <w:t>_______</w:t>
-      </w:r>
-      <w:r>
-        <w:rPr>
-          <w:rFonts w:ascii="Times New Roman" w:hAnsi="Times New Roman"/>
-          <w:sz w:val="24"/>
-        </w:rPr>
-        <w:t>__)</w:t>
-      </w:r>
-    </w:p>
-    <w:p>
-      <w:pPr>
-        <w:pStyle w:val="af0"/>
-        <w:ind w:right="-143"/>
-        <w:rPr>
-          <w:rFonts w:ascii="Times New Roman" w:hAnsi="Times New Roman"/>
-          <w:sz w:val="16"/>
-          <w:szCs w:val="16"/>
-        </w:rPr>
-      </w:pPr>
-      <w:r>
-        <w:rPr>
-          <w:rFonts w:ascii="Times New Roman" w:hAnsi="Times New Roman"/>
-          <w:sz w:val="16"/>
-          <w:szCs w:val="16"/>
-        </w:rPr>
-        <w:t xml:space="preserve">                                 </w:t>
-      </w:r>
-      <w:r>
-        <w:rPr>
-          <w:rFonts w:ascii="Times New Roman" w:hAnsi="Times New Roman"/>
-          <w:sz w:val="16"/>
-          <w:szCs w:val="16"/>
-        </w:rPr>
-        <w:tab/>
-      </w:r>
-      <w:r>
-        <w:rPr>
-          <w:rFonts w:ascii="Times New Roman" w:hAnsi="Times New Roman"/>
-          <w:sz w:val="16"/>
-          <w:szCs w:val="16"/>
-        </w:rPr>
-        <w:tab/>
-      </w:r>
-      <w:r>
-        <w:rPr>
-          <w:rFonts w:ascii="Times New Roman" w:hAnsi="Times New Roman"/>
-          <w:sz w:val="16"/>
-          <w:szCs w:val="16"/>
-        </w:rPr>
-        <w:t xml:space="preserve">                                                         </w:t>
-      </w:r>
-      <w:r>
-        <w:rPr>
-          <w:rFonts w:ascii="Times New Roman" w:hAnsi="Times New Roman"/>
-          <w:sz w:val="16"/>
-          <w:szCs w:val="16"/>
-        </w:rPr>
-        <w:t xml:space="preserve"> (фамилия, имя, отчество полностью)</w:t>
-      </w:r>
-    </w:p>
-    <w:p>
-      <w:pPr>
-        <w:spacing w:after="0" w:line="240" w:lineRule="auto"/>
-        <w:ind w:right="-143"/>
-        <w:jc w:val="both"/>
-        <w:rPr>
-          <w:rFonts w:ascii="Times New Roman" w:hAnsi="Times New Roman"/>
-          <w:spacing w:val="-2"/>
-          <w:sz w:val="24"/>
-        </w:rPr>
-      </w:pPr>
-      <w:r>
-        <w:rPr>
-          <w:rFonts w:ascii="Times New Roman" w:hAnsi="Times New Roman"/>
-          <w:spacing w:val="-2"/>
-          <w:sz w:val="24"/>
-        </w:rPr>
-        <w:t>___</w:t>
-      </w:r>
-      <w:r>
-        <w:rPr>
-          <w:rFonts w:ascii="Times New Roman" w:hAnsi="Times New Roman"/>
-          <w:spacing w:val="-2"/>
-          <w:sz w:val="24"/>
-        </w:rPr>
-        <w:t xml:space="preserve"> </w:t>
-      </w:r>
-      <w:r>
-        <w:rPr>
-          <w:rFonts w:ascii="Times New Roman" w:hAnsi="Times New Roman"/>
-          <w:spacing w:val="-2"/>
-          <w:sz w:val="24"/>
-        </w:rPr>
-        <w:t xml:space="preserve">__________________ 20____г.    </w:t>
       </w:r>
     </w:p>
     <w:p>
@@ -7723,7 +7877,6 @@
   <w:style w:type="character" w:default="1" w:styleId="a0">
     <w:name w:val="Default Paragraph Font"/>
     <w:uiPriority w:val="1"/>
-    <w:semiHidden/>
     <w:unhideWhenUsed/>
   </w:style>
   <w:style w:type="table" w:default="1" w:styleId="a1">
